--- a/tillsyn/A 1724-2019 tillsynsbegäran.docx
+++ b/tillsyn/A 1724-2019 tillsynsbegäran.docx
@@ -245,7 +245,7 @@
     <w:r>
       <w:tab/>
       <w:tab/>
-      <w:t>2024-03-06</w:t>
+      <w:t>2024-03-07</w:t>
       <w:br/>
       <w:br/>
     </w:r>

--- a/tillsyn/A 1724-2019 tillsynsbegäran.docx
+++ b/tillsyn/A 1724-2019 tillsynsbegäran.docx
@@ -245,7 +245,7 @@
     <w:r>
       <w:tab/>
       <w:tab/>
-      <w:t>2024-03-07</w:t>
+      <w:t>2024-03-08</w:t>
       <w:br/>
       <w:br/>
     </w:r>

--- a/tillsyn/A 1724-2019 tillsynsbegäran.docx
+++ b/tillsyn/A 1724-2019 tillsynsbegäran.docx
@@ -245,7 +245,7 @@
     <w:r>
       <w:tab/>
       <w:tab/>
-      <w:t>2024-03-08</w:t>
+      <w:t>2024-03-09</w:t>
       <w:br/>
       <w:br/>
     </w:r>

--- a/tillsyn/A 1724-2019 tillsynsbegäran.docx
+++ b/tillsyn/A 1724-2019 tillsynsbegäran.docx
@@ -35,7 +35,7 @@
     </w:p>
     <w:p>
       <w:r>
-        <w:t>I avverkningsanmälan har följande 1 naturvårdsarter hittats: björktrast (NT, §4). Av dessa är 1 rödlistade. För rödlistade arter har rödlistekategorin angivits inom parentes. För fridlysta arter anges även paragrafen i Artskyddsförordningen som arten är fridlyst enligt.</w:t>
+        <w:t>I avverkningsanmälan har följande 4 naturvårdsarter hittats: björktrast (NT, §4), enkelbeckasin (§4), grönsiska (§4) och kungsfågel (§4). Av dessa är 1 rödlistade. För rödlistade arter har rödlistekategorin angivits inom parentes. För fridlysta arter anges även paragrafen i Artskyddsförordningen som arten är fridlyst enligt.</w:t>
       </w:r>
     </w:p>
     <w:p>
@@ -50,7 +50,7 @@
       <w:r>
         <w:drawing>
           <wp:inline xmlns:a="http://schemas.openxmlformats.org/drawingml/2006/main" xmlns:pic="http://schemas.openxmlformats.org/drawingml/2006/picture">
-            <wp:extent cx="5486400" cy="4912438"/>
+            <wp:extent cx="5486400" cy="4900102"/>
             <wp:docPr id="1" name="Picture 1"/>
             <wp:cNvGraphicFramePr>
               <a:graphicFrameLocks noChangeAspect="1"/>
@@ -71,7 +71,7 @@
                   <pic:spPr>
                     <a:xfrm>
                       <a:off x="0" y="0"/>
-                      <a:ext cx="5486400" cy="4912438"/>
+                      <a:ext cx="5486400" cy="4900102"/>
                     </a:xfrm>
                     <a:prstGeom prst="rect"/>
                   </pic:spPr>
@@ -100,7 +100,7 @@
     </w:p>
     <w:p>
       <w:r>
-        <w:t>Följande fridlysta arter har sina livsmiljöer och växtplatser i den avverkningsanmälda skogen: björktrast (NT, §4).</w:t>
+        <w:t>Följande fridlysta arter har sina livsmiljöer och växtplatser i den avverkningsanmälda skogen: björktrast (NT, §4), enkelbeckasin (§4), grönsiska (§4) och kungsfågel (§4).</w:t>
       </w:r>
     </w:p>
     <w:p>
@@ -245,7 +245,7 @@
     <w:r>
       <w:tab/>
       <w:tab/>
-      <w:t>2024-03-09</w:t>
+      <w:t>2024-03-10</w:t>
       <w:br/>
       <w:br/>
     </w:r>

--- a/tillsyn/A 1724-2019 tillsynsbegäran.docx
+++ b/tillsyn/A 1724-2019 tillsynsbegäran.docx
@@ -245,7 +245,7 @@
     <w:r>
       <w:tab/>
       <w:tab/>
-      <w:t>2024-03-10</w:t>
+      <w:t>2024-03-11</w:t>
       <w:br/>
       <w:br/>
     </w:r>

--- a/tillsyn/A 1724-2019 tillsynsbegäran.docx
+++ b/tillsyn/A 1724-2019 tillsynsbegäran.docx
@@ -245,7 +245,7 @@
     <w:r>
       <w:tab/>
       <w:tab/>
-      <w:t>2024-03-11</w:t>
+      <w:t>2024-03-12</w:t>
       <w:br/>
       <w:br/>
     </w:r>

--- a/tillsyn/A 1724-2019 tillsynsbegäran.docx
+++ b/tillsyn/A 1724-2019 tillsynsbegäran.docx
@@ -245,7 +245,7 @@
     <w:r>
       <w:tab/>
       <w:tab/>
-      <w:t>2024-03-12</w:t>
+      <w:t>2024-03-13</w:t>
       <w:br/>
       <w:br/>
     </w:r>
